--- a/labs/lab02/report/report.docx
+++ b/labs/lab02/report/report.docx
@@ -809,476 +809,476 @@
     </w:p>
     <w:p>
       <w:pPr>
+        <w:pStyle w:val="Compact"/>
         <w:numPr>
           <w:ilvl w:val="0"/>
           <w:numId w:val="1001"/>
         </w:numPr>
+      </w:pPr>
+      <w:r>
+        <w:t xml:space="preserve">Что такое системы контроля версий (VCS) и для решения каких задач они предназначаются?</w:t>
+      </w:r>
+    </w:p>
+    <w:p>
+      <w:pPr>
+        <w:pStyle w:val="FirstParagraph"/>
+      </w:pPr>
+      <w:r>
+        <w:t xml:space="preserve">Системы контроля версий (Version Control System, VCS) применяются при работе нескольких человек над одним проектом. Обычно основное дерево проекта хранится в локальном</w:t>
+      </w:r>
+      <w:r>
+        <w:t xml:space="preserve"> </w:t>
+      </w:r>
+      <w:r>
+        <w:t xml:space="preserve">или удалённом репозитории, к которому настроен доступ для участников проекта. При</w:t>
+      </w:r>
+      <w:r>
+        <w:t xml:space="preserve"> </w:t>
+      </w:r>
+      <w:r>
+        <w:t xml:space="preserve">внесении изменений в содержание проекта система контроля версий позволяет их</w:t>
+      </w:r>
+      <w:r>
+        <w:t xml:space="preserve"> </w:t>
+      </w:r>
+      <w:r>
+        <w:t xml:space="preserve">фиксировать, совмещать изменения, произведённые разными участниками проекта,</w:t>
+      </w:r>
+      <w:r>
+        <w:t xml:space="preserve"> </w:t>
+      </w:r>
+      <w:r>
+        <w:t xml:space="preserve">производить откат к любой более ранней версии проекта, если это требуется</w:t>
+      </w:r>
+    </w:p>
+    <w:p>
+      <w:pPr>
         <w:pStyle w:val="Compact"/>
-      </w:pPr>
-      <w:r>
-        <w:t xml:space="preserve">Что такое системы контроля версий (VCS) и для решения каких задач они предназначаются?</w:t>
-      </w:r>
-    </w:p>
-    <w:p>
-      <w:pPr>
-        <w:pStyle w:val="FirstParagraph"/>
-      </w:pPr>
-      <w:r>
-        <w:t xml:space="preserve">Системы контроля версий (Version Control System, VCS) применяются при работе нескольких человек над одним проектом. Обычно основное дерево проекта хранится в локальном</w:t>
-      </w:r>
-      <w:r>
-        <w:t xml:space="preserve"> </w:t>
-      </w:r>
-      <w:r>
-        <w:t xml:space="preserve">или удалённом репозитории, к которому настроен доступ для участников проекта. При</w:t>
-      </w:r>
-      <w:r>
-        <w:t xml:space="preserve"> </w:t>
-      </w:r>
-      <w:r>
-        <w:t xml:space="preserve">внесении изменений в содержание проекта система контроля версий позволяет их</w:t>
-      </w:r>
-      <w:r>
-        <w:t xml:space="preserve"> </w:t>
-      </w:r>
-      <w:r>
-        <w:t xml:space="preserve">фиксировать, совмещать изменения, произведённые разными участниками проекта,</w:t>
-      </w:r>
-      <w:r>
-        <w:t xml:space="preserve"> </w:t>
-      </w:r>
-      <w:r>
-        <w:t xml:space="preserve">производить откат к любой более ранней версии проекта, если это требуется</w:t>
-      </w:r>
-    </w:p>
-    <w:p>
-      <w:pPr>
         <w:numPr>
           <w:ilvl w:val="0"/>
           <w:numId w:val="1002"/>
         </w:numPr>
+      </w:pPr>
+      <w:r>
+        <w:t xml:space="preserve">Объясните следующие понятия VCS и их отношения: хранилище, commit, история, рабочая копия.</w:t>
+      </w:r>
+    </w:p>
+    <w:p>
+      <w:pPr>
         <w:pStyle w:val="Compact"/>
-      </w:pPr>
-      <w:r>
-        <w:t xml:space="preserve">Объясните следующие понятия VCS и их отношения: хранилище, commit, история, рабочая копия.</w:t>
-      </w:r>
-    </w:p>
-    <w:p>
-      <w:pPr>
         <w:numPr>
           <w:ilvl w:val="0"/>
           <w:numId w:val="1003"/>
         </w:numPr>
+      </w:pPr>
+      <w:r>
+        <w:t xml:space="preserve">хранилище - пространство на накопителе где расположен репозиторий</w:t>
+      </w:r>
+    </w:p>
+    <w:p>
+      <w:pPr>
         <w:pStyle w:val="Compact"/>
-      </w:pPr>
-      <w:r>
-        <w:t xml:space="preserve">хранилище - пространство на накопителе где расположен репозиторий</w:t>
-      </w:r>
-    </w:p>
-    <w:p>
-      <w:pPr>
         <w:numPr>
           <w:ilvl w:val="0"/>
           <w:numId w:val="1003"/>
         </w:numPr>
+      </w:pPr>
+      <w:r>
+        <w:t xml:space="preserve">commit - сохранение состояния хранилища</w:t>
+      </w:r>
+    </w:p>
+    <w:p>
+      <w:pPr>
         <w:pStyle w:val="Compact"/>
-      </w:pPr>
-      <w:r>
-        <w:t xml:space="preserve">commit - сохранение состояния хранилища</w:t>
-      </w:r>
-    </w:p>
-    <w:p>
-      <w:pPr>
         <w:numPr>
           <w:ilvl w:val="0"/>
           <w:numId w:val="1003"/>
         </w:numPr>
+      </w:pPr>
+      <w:r>
+        <w:t xml:space="preserve">история - список изменений хранилища (коммитов)</w:t>
+      </w:r>
+    </w:p>
+    <w:p>
+      <w:pPr>
         <w:pStyle w:val="Compact"/>
-      </w:pPr>
-      <w:r>
-        <w:t xml:space="preserve">история - список изменений хранилища (коммитов)</w:t>
-      </w:r>
-    </w:p>
-    <w:p>
-      <w:pPr>
         <w:numPr>
           <w:ilvl w:val="0"/>
           <w:numId w:val="1003"/>
         </w:numPr>
+      </w:pPr>
+      <w:r>
+        <w:t xml:space="preserve">рабочая копия - локальная копия сетевого репозитория, в которой работает программист. Текущее состояние файлов проекта, основанное на версии, загруженной из хранилища (обычно на последней)</w:t>
+      </w:r>
+    </w:p>
+    <w:p>
+      <w:pPr>
         <w:pStyle w:val="Compact"/>
-      </w:pPr>
-      <w:r>
-        <w:t xml:space="preserve">рабочая копия - локальная копия сетевого репозитория, в которой работает программист. Текущее состояние файлов проекта, основанное на версии, загруженной из хранилища (обычно на последней)</w:t>
-      </w:r>
-    </w:p>
-    <w:p>
-      <w:pPr>
         <w:numPr>
           <w:ilvl w:val="0"/>
           <w:numId w:val="1004"/>
         </w:numPr>
+      </w:pPr>
+      <w:r>
+        <w:t xml:space="preserve">Что представляют собой и чем отличаются централизованные и децентрализованные VCS? Приведите примеры VCS каждого вида.</w:t>
+      </w:r>
+    </w:p>
+    <w:p>
+      <w:pPr>
+        <w:pStyle w:val="FirstParagraph"/>
+      </w:pPr>
+      <w:r>
+        <w:t xml:space="preserve">Централизованные системы контроля версий представляют собой приложения типа клиент-сервер, когда репозиторий проекта существует в единственном экземпляре и хранится на сервере. Доступ к нему осуществлялся через специальное клиентское приложение. В качестве примеров таких программных продуктов можно привести CVS, Subversion.</w:t>
+      </w:r>
+    </w:p>
+    <w:p>
+      <w:pPr>
+        <w:pStyle w:val="BodyText"/>
+      </w:pPr>
+      <w:r>
+        <w:t xml:space="preserve">Распределенные системы контроля версий (Distributed Version Control System, DVCS) позволяют хранить репозиторий (его копию) у каждого разработчика, работающего с данной системой. При этом можно выделить центральный репозиторий (условно), в который будут отправляться изменения из локальных и, с ним же эти локальные репозитории будут синхронизироваться. При работе с такой системой, пользователи периодически синхронизируют свои локальные репозитории с центральным и работают непосредственно со своей локальной копией. После внесения достаточного количества изменений в локальную копию они (изменения) отправляются на сервер. При этом сервер, чаще всего, выбирается условно, т.к. в большинстве DVCS нет такого понятия как</w:t>
+      </w:r>
+      <w:r>
+        <w:t xml:space="preserve"> </w:t>
+      </w:r>
+      <w:r>
+        <w:t xml:space="preserve">“</w:t>
+      </w:r>
+      <w:r>
+        <w:t xml:space="preserve">выделенный сервер с центральным репозиторием</w:t>
+      </w:r>
+      <w:r>
+        <w:t xml:space="preserve">”</w:t>
+      </w:r>
+      <w:r>
+        <w:t xml:space="preserve">.</w:t>
+      </w:r>
+    </w:p>
+    <w:p>
+      <w:pPr>
         <w:pStyle w:val="Compact"/>
-      </w:pPr>
-      <w:r>
-        <w:t xml:space="preserve">Что представляют собой и чем отличаются централизованные и децентрализованные VCS? Приведите примеры VCS каждого вида.</w:t>
-      </w:r>
-    </w:p>
-    <w:p>
-      <w:pPr>
-        <w:pStyle w:val="FirstParagraph"/>
-      </w:pPr>
-      <w:r>
-        <w:t xml:space="preserve">Централизованные системы контроля версий представляют собой приложения типа клиент-сервер, когда репозиторий проекта существует в единственном экземпляре и хранится на сервере. Доступ к нему осуществлялся через специальное клиентское приложение. В качестве примеров таких программных продуктов можно привести CVS, Subversion.</w:t>
-      </w:r>
-    </w:p>
-    <w:p>
-      <w:pPr>
-        <w:pStyle w:val="BodyText"/>
-      </w:pPr>
-      <w:r>
-        <w:t xml:space="preserve">Распределенные системы контроля версий (Distributed Version Control System, DVCS) позволяют хранить репозиторий (его копию) у каждого разработчика, работающего с данной системой. При этом можно выделить центральный репозиторий (условно), в который будут отправляться изменения из локальных и, с ним же эти локальные репозитории будут синхронизироваться. При работе с такой системой, пользователи периодически синхронизируют свои локальные репозитории с центральным и работают непосредственно со своей локальной копией. После внесения достаточного количества изменений в локальную копию они (изменения) отправляются на сервер. При этом сервер, чаще всего, выбирается условно, т.к. в большинстве DVCS нет такого понятия как</w:t>
-      </w:r>
-      <w:r>
-        <w:t xml:space="preserve"> </w:t>
-      </w:r>
-      <w:r>
-        <w:t xml:space="preserve">“</w:t>
-      </w:r>
-      <w:r>
-        <w:t xml:space="preserve">выделенный сервер с центральным репозиторием</w:t>
-      </w:r>
-      <w:r>
-        <w:t xml:space="preserve">”</w:t>
-      </w:r>
-      <w:r>
-        <w:t xml:space="preserve">.</w:t>
-      </w:r>
-    </w:p>
-    <w:p>
-      <w:pPr>
         <w:numPr>
           <w:ilvl w:val="0"/>
           <w:numId w:val="1005"/>
         </w:numPr>
+      </w:pPr>
+      <w:r>
+        <w:t xml:space="preserve">Опишите действия с VCS при единоличной работе с хранилищем.</w:t>
+      </w:r>
+    </w:p>
+    <w:p>
+      <w:pPr>
+        <w:pStyle w:val="FirstParagraph"/>
+      </w:pPr>
+      <w:r>
+        <w:t xml:space="preserve">Один пользователь работает над проектом и по мере необходимости делает коммиты, сохраняя определенные этапы.</w:t>
+      </w:r>
+    </w:p>
+    <w:p>
+      <w:pPr>
         <w:pStyle w:val="Compact"/>
-      </w:pPr>
-      <w:r>
-        <w:t xml:space="preserve">Опишите действия с VCS при единоличной работе с хранилищем.</w:t>
-      </w:r>
-    </w:p>
-    <w:p>
-      <w:pPr>
-        <w:pStyle w:val="FirstParagraph"/>
-      </w:pPr>
-      <w:r>
-        <w:t xml:space="preserve">Один пользователь работает над проектом и по мере необходимости делает коммиты, сохраняя определенные этапы.</w:t>
-      </w:r>
-    </w:p>
-    <w:p>
-      <w:pPr>
         <w:numPr>
           <w:ilvl w:val="0"/>
           <w:numId w:val="1006"/>
         </w:numPr>
+      </w:pPr>
+      <w:r>
+        <w:t xml:space="preserve">Опишите порядок работы с общим хранилищем VCS.</w:t>
+      </w:r>
+    </w:p>
+    <w:p>
+      <w:pPr>
+        <w:pStyle w:val="FirstParagraph"/>
+      </w:pPr>
+      <w:r>
+        <w:t xml:space="preserve">Несколько пользователей работают каждый над своей частью проекта. При этом каждый должен работать в своей ветки. При завершении работы ветка пользователя сливается с основной веткой проекта.</w:t>
+      </w:r>
+    </w:p>
+    <w:p>
+      <w:pPr>
         <w:pStyle w:val="Compact"/>
-      </w:pPr>
-      <w:r>
-        <w:t xml:space="preserve">Опишите порядок работы с общим хранилищем VCS.</w:t>
-      </w:r>
-    </w:p>
-    <w:p>
-      <w:pPr>
-        <w:pStyle w:val="FirstParagraph"/>
-      </w:pPr>
-      <w:r>
-        <w:t xml:space="preserve">Несколько пользователей работают каждый над своей частью проекта. При этом каждый должен работать в своей ветки. При завершении работы ветка пользователя сливается с основной веткой проекта.</w:t>
-      </w:r>
-    </w:p>
-    <w:p>
-      <w:pPr>
         <w:numPr>
           <w:ilvl w:val="0"/>
           <w:numId w:val="1007"/>
         </w:numPr>
+      </w:pPr>
+      <w:r>
+        <w:t xml:space="preserve">Каковы основные задачи, решаемые инструментальным средством git?</w:t>
+      </w:r>
+    </w:p>
+    <w:p>
+      <w:pPr>
         <w:pStyle w:val="Compact"/>
-      </w:pPr>
-      <w:r>
-        <w:t xml:space="preserve">Каковы основные задачи, решаемые инструментальным средством git?</w:t>
-      </w:r>
-    </w:p>
-    <w:p>
-      <w:pPr>
         <w:numPr>
           <w:ilvl w:val="0"/>
           <w:numId w:val="1008"/>
         </w:numPr>
+      </w:pPr>
+      <w:r>
+        <w:t xml:space="preserve">Ведение истории версий проекта: журнал (log), метки (tags), ветвления (branches).</w:t>
+      </w:r>
+    </w:p>
+    <w:p>
+      <w:pPr>
         <w:pStyle w:val="Compact"/>
-      </w:pPr>
-      <w:r>
-        <w:t xml:space="preserve">Ведение истории версий проекта: журнал (log), метки (tags), ветвления (branches).</w:t>
-      </w:r>
-    </w:p>
-    <w:p>
-      <w:pPr>
         <w:numPr>
           <w:ilvl w:val="0"/>
           <w:numId w:val="1008"/>
         </w:numPr>
+      </w:pPr>
+      <w:r>
+        <w:t xml:space="preserve">Работа с изменениями: выявление (diff), слияние (patch, merge).</w:t>
+      </w:r>
+    </w:p>
+    <w:p>
+      <w:pPr>
         <w:pStyle w:val="Compact"/>
-      </w:pPr>
-      <w:r>
-        <w:t xml:space="preserve">Работа с изменениями: выявление (diff), слияние (patch, merge).</w:t>
-      </w:r>
-    </w:p>
-    <w:p>
-      <w:pPr>
         <w:numPr>
           <w:ilvl w:val="0"/>
           <w:numId w:val="1008"/>
         </w:numPr>
+      </w:pPr>
+      <w:r>
+        <w:t xml:space="preserve">Обеспечение совместной работы: получение версии с сервера, загрузка обновлений на сервер.</w:t>
+      </w:r>
+    </w:p>
+    <w:p>
+      <w:pPr>
         <w:pStyle w:val="Compact"/>
-      </w:pPr>
-      <w:r>
-        <w:t xml:space="preserve">Обеспечение совместной работы: получение версии с сервера, загрузка обновлений на сервер.</w:t>
-      </w:r>
-    </w:p>
-    <w:p>
-      <w:pPr>
         <w:numPr>
           <w:ilvl w:val="0"/>
           <w:numId w:val="1009"/>
         </w:numPr>
+      </w:pPr>
+      <w:r>
+        <w:t xml:space="preserve">Назовите и дайте краткую характеристику командам git.</w:t>
+      </w:r>
+    </w:p>
+    <w:p>
+      <w:pPr>
         <w:pStyle w:val="Compact"/>
-      </w:pPr>
-      <w:r>
-        <w:t xml:space="preserve">Назовите и дайте краткую характеристику командам git.</w:t>
-      </w:r>
-    </w:p>
-    <w:p>
-      <w:pPr>
         <w:numPr>
           <w:ilvl w:val="0"/>
           <w:numId w:val="1010"/>
         </w:numPr>
+      </w:pPr>
+      <w:r>
+        <w:t xml:space="preserve">git config - установка параметров</w:t>
+      </w:r>
+    </w:p>
+    <w:p>
+      <w:pPr>
         <w:pStyle w:val="Compact"/>
-      </w:pPr>
-      <w:r>
-        <w:t xml:space="preserve">git config - установка параметров</w:t>
-      </w:r>
-    </w:p>
-    <w:p>
-      <w:pPr>
         <w:numPr>
           <w:ilvl w:val="0"/>
           <w:numId w:val="1010"/>
         </w:numPr>
+      </w:pPr>
+      <w:r>
+        <w:t xml:space="preserve">git status - полный список изменений файлов, ожидающих коммита</w:t>
+      </w:r>
+    </w:p>
+    <w:p>
+      <w:pPr>
         <w:pStyle w:val="Compact"/>
-      </w:pPr>
-      <w:r>
-        <w:t xml:space="preserve">git status - полный список изменений файлов, ожидающих коммита</w:t>
-      </w:r>
-    </w:p>
-    <w:p>
-      <w:pPr>
         <w:numPr>
           <w:ilvl w:val="0"/>
           <w:numId w:val="1010"/>
         </w:numPr>
+      </w:pPr>
+      <w:r>
+        <w:t xml:space="preserve">git add . - сделать все измененные файлы готовыми для коммита.</w:t>
+      </w:r>
+    </w:p>
+    <w:p>
+      <w:pPr>
         <w:pStyle w:val="Compact"/>
-      </w:pPr>
-      <w:r>
-        <w:t xml:space="preserve">git add . - сделать все измененные файлы готовыми для коммита.</w:t>
-      </w:r>
-    </w:p>
-    <w:p>
-      <w:pPr>
         <w:numPr>
           <w:ilvl w:val="0"/>
           <w:numId w:val="1010"/>
         </w:numPr>
+      </w:pPr>
+      <w:r>
+        <w:t xml:space="preserve">git commit -m</w:t>
+      </w:r>
+      <w:r>
+        <w:t xml:space="preserve"> </w:t>
+      </w:r>
+      <w:r>
+        <w:t xml:space="preserve">“</w:t>
+      </w:r>
+      <w:r>
+        <w:t xml:space="preserve">[descriptive message]</w:t>
+      </w:r>
+      <w:r>
+        <w:t xml:space="preserve">”</w:t>
+      </w:r>
+      <w:r>
+        <w:t xml:space="preserve"> </w:t>
+      </w:r>
+      <w:r>
+        <w:t xml:space="preserve">- записать изменения с заданным сообщением.</w:t>
+      </w:r>
+    </w:p>
+    <w:p>
+      <w:pPr>
         <w:pStyle w:val="Compact"/>
-      </w:pPr>
-      <w:r>
-        <w:t xml:space="preserve">git commit -m</w:t>
-      </w:r>
-      <w:r>
-        <w:t xml:space="preserve"> </w:t>
-      </w:r>
-      <w:r>
-        <w:t xml:space="preserve">“</w:t>
-      </w:r>
-      <w:r>
-        <w:t xml:space="preserve">[descriptive message]</w:t>
-      </w:r>
-      <w:r>
-        <w:t xml:space="preserve">”</w:t>
-      </w:r>
-      <w:r>
-        <w:t xml:space="preserve"> </w:t>
-      </w:r>
-      <w:r>
-        <w:t xml:space="preserve">- записать изменения с заданным сообщением.</w:t>
-      </w:r>
-    </w:p>
-    <w:p>
-      <w:pPr>
         <w:numPr>
           <w:ilvl w:val="0"/>
           <w:numId w:val="1010"/>
         </w:numPr>
+      </w:pPr>
+      <w:r>
+        <w:t xml:space="preserve">git branch - список всех локальных веток в текущей директории.</w:t>
+      </w:r>
+    </w:p>
+    <w:p>
+      <w:pPr>
         <w:pStyle w:val="Compact"/>
-      </w:pPr>
-      <w:r>
-        <w:t xml:space="preserve">git branch - список всех локальных веток в текущей директории.</w:t>
-      </w:r>
-    </w:p>
-    <w:p>
-      <w:pPr>
         <w:numPr>
           <w:ilvl w:val="0"/>
           <w:numId w:val="1010"/>
         </w:numPr>
+      </w:pPr>
+      <w:r>
+        <w:t xml:space="preserve">git checkout [branch-name] - переключиться на указанную ветку и обновить рабочую директорию.</w:t>
+      </w:r>
+    </w:p>
+    <w:p>
+      <w:pPr>
         <w:pStyle w:val="Compact"/>
-      </w:pPr>
-      <w:r>
-        <w:t xml:space="preserve">git checkout [branch-name] - переключиться на указанную ветку и обновить рабочую директорию.</w:t>
-      </w:r>
-    </w:p>
-    <w:p>
-      <w:pPr>
         <w:numPr>
           <w:ilvl w:val="0"/>
           <w:numId w:val="1010"/>
         </w:numPr>
+      </w:pPr>
+      <w:r>
+        <w:t xml:space="preserve">git merge [branch] — соединить изменения в текущей ветке с изменениями из заданной.</w:t>
+      </w:r>
+    </w:p>
+    <w:p>
+      <w:pPr>
         <w:pStyle w:val="Compact"/>
-      </w:pPr>
-      <w:r>
-        <w:t xml:space="preserve">git merge [branch] — соединить изменения в текущей ветке с изменениями из заданной.</w:t>
-      </w:r>
-    </w:p>
-    <w:p>
-      <w:pPr>
         <w:numPr>
           <w:ilvl w:val="0"/>
           <w:numId w:val="1010"/>
         </w:numPr>
+      </w:pPr>
+      <w:r>
+        <w:t xml:space="preserve">git push - запушить текущую ветку в удаленную ветку.</w:t>
+      </w:r>
+    </w:p>
+    <w:p>
+      <w:pPr>
         <w:pStyle w:val="Compact"/>
-      </w:pPr>
-      <w:r>
-        <w:t xml:space="preserve">git push - запушить текущую ветку в удаленную ветку.</w:t>
-      </w:r>
-    </w:p>
-    <w:p>
-      <w:pPr>
         <w:numPr>
           <w:ilvl w:val="0"/>
           <w:numId w:val="1010"/>
         </w:numPr>
+      </w:pPr>
+      <w:r>
+        <w:t xml:space="preserve">git pull - загрузить историю и изменения удаленной ветки и произвести слияние с текущей веткой.</w:t>
+      </w:r>
+    </w:p>
+    <w:p>
+      <w:pPr>
         <w:pStyle w:val="Compact"/>
-      </w:pPr>
-      <w:r>
-        <w:t xml:space="preserve">git pull - загрузить историю и изменения удаленной ветки и произвести слияние с текущей веткой.</w:t>
-      </w:r>
-    </w:p>
-    <w:p>
-      <w:pPr>
         <w:numPr>
           <w:ilvl w:val="0"/>
           <w:numId w:val="1011"/>
         </w:numPr>
+      </w:pPr>
+      <w:r>
+        <w:t xml:space="preserve">Приведите примеры использования при работе с локальным и удалённым репозиториями.</w:t>
+      </w:r>
+    </w:p>
+    <w:p>
+      <w:pPr>
         <w:pStyle w:val="Compact"/>
-      </w:pPr>
-      <w:r>
-        <w:t xml:space="preserve">Приведите примеры использования при работе с локальным и удалённым репозиториями.</w:t>
-      </w:r>
-    </w:p>
-    <w:p>
-      <w:pPr>
         <w:numPr>
           <w:ilvl w:val="0"/>
           <w:numId w:val="1012"/>
         </w:numPr>
+      </w:pPr>
+      <w:r>
+        <w:t xml:space="preserve">git remote add [имя] [url] — добавляет удалённый репозиторий с заданным именем;</w:t>
+      </w:r>
+    </w:p>
+    <w:p>
+      <w:pPr>
         <w:pStyle w:val="Compact"/>
-      </w:pPr>
-      <w:r>
-        <w:t xml:space="preserve">git remote add [имя] [url] — добавляет удалённый репозиторий с заданным именем;</w:t>
-      </w:r>
-    </w:p>
-    <w:p>
-      <w:pPr>
         <w:numPr>
           <w:ilvl w:val="0"/>
           <w:numId w:val="1012"/>
         </w:numPr>
+      </w:pPr>
+      <w:r>
+        <w:t xml:space="preserve">git remote remove [имя] — удаляет удалённый репозиторий с заданным именем;</w:t>
+      </w:r>
+    </w:p>
+    <w:p>
+      <w:pPr>
         <w:pStyle w:val="Compact"/>
-      </w:pPr>
-      <w:r>
-        <w:t xml:space="preserve">git remote remove [имя] — удаляет удалённый репозиторий с заданным именем;</w:t>
-      </w:r>
-    </w:p>
-    <w:p>
-      <w:pPr>
         <w:numPr>
           <w:ilvl w:val="0"/>
           <w:numId w:val="1012"/>
         </w:numPr>
+      </w:pPr>
+      <w:r>
+        <w:t xml:space="preserve">git remote rename [старое имя] [новое имя] — переименовывает удалённый репозиторий;</w:t>
+      </w:r>
+    </w:p>
+    <w:p>
+      <w:pPr>
         <w:pStyle w:val="Compact"/>
-      </w:pPr>
-      <w:r>
-        <w:t xml:space="preserve">git remote rename [старое имя] [новое имя] — переименовывает удалённый репозиторий;</w:t>
-      </w:r>
-    </w:p>
-    <w:p>
-      <w:pPr>
         <w:numPr>
           <w:ilvl w:val="0"/>
           <w:numId w:val="1012"/>
         </w:numPr>
+      </w:pPr>
+      <w:r>
+        <w:t xml:space="preserve">git remote set-url [имя] [url] — присваивает репозиторию с именем новый адрес;</w:t>
+      </w:r>
+    </w:p>
+    <w:p>
+      <w:pPr>
         <w:pStyle w:val="Compact"/>
-      </w:pPr>
-      <w:r>
-        <w:t xml:space="preserve">git remote set-url [имя] [url] — присваивает репозиторию с именем новый адрес;</w:t>
-      </w:r>
-    </w:p>
-    <w:p>
-      <w:pPr>
         <w:numPr>
           <w:ilvl w:val="0"/>
           <w:numId w:val="1012"/>
         </w:numPr>
+      </w:pPr>
+      <w:r>
+        <w:t xml:space="preserve">git remote show [имя] — показывает информацию о репозитории.</w:t>
+      </w:r>
+    </w:p>
+    <w:p>
+      <w:pPr>
         <w:pStyle w:val="Compact"/>
-      </w:pPr>
-      <w:r>
-        <w:t xml:space="preserve">git remote show [имя] — показывает информацию о репозитории.</w:t>
-      </w:r>
-    </w:p>
-    <w:p>
-      <w:pPr>
         <w:numPr>
           <w:ilvl w:val="0"/>
           <w:numId w:val="1013"/>
         </w:numPr>
+      </w:pPr>
+      <w:r>
+        <w:t xml:space="preserve">Что такое и зачем могут быть нужны ветви (branches)?</w:t>
+      </w:r>
+    </w:p>
+    <w:p>
+      <w:pPr>
+        <w:pStyle w:val="FirstParagraph"/>
+      </w:pPr>
+      <w:r>
+        <w:t xml:space="preserve">Ветвление — это возможность работать над разными версиями проекта: вместо одного списка с упорядоченными коммитами история будет расходиться в определённых точках. Каждая ветвь содержит легковесный указатель HEAD на последний коммит, что позволяет без лишних затрат создать много веток. Ветка по умолчанию называется master, но лучше назвать её в соответствии с разрабатываемой в ней функциональностью.</w:t>
+      </w:r>
+    </w:p>
+    <w:p>
+      <w:pPr>
         <w:pStyle w:val="Compact"/>
-      </w:pPr>
-      <w:r>
-        <w:t xml:space="preserve">Что такое и зачем могут быть нужны ветви (branches)?</w:t>
-      </w:r>
-    </w:p>
-    <w:p>
-      <w:pPr>
-        <w:pStyle w:val="FirstParagraph"/>
-      </w:pPr>
-      <w:r>
-        <w:t xml:space="preserve">Ветвление — это возможность работать над разными версиями проекта: вместо одного списка с упорядоченными коммитами история будет расходиться в определённых точках. Каждая ветвь содержит легковесный указатель HEAD на последний коммит, что позволяет без лишних затрат создать много веток. Ветка по умолчанию называется master, но лучше назвать её в соответствии с разрабатываемой в ней функциональностью.</w:t>
-      </w:r>
-    </w:p>
-    <w:p>
-      <w:pPr>
         <w:numPr>
           <w:ilvl w:val="0"/>
           <w:numId w:val="1014"/>
         </w:numPr>
-        <w:pStyle w:val="Compact"/>
       </w:pPr>
       <w:r>
         <w:t xml:space="preserve">Как и зачем можно игнорировать некоторые файлы при commit?</w:t>
@@ -1324,7 +1324,7 @@
 <file path=word/numbering.xml><?xml version="1.0" encoding="utf-8"?>
 <w:numbering xmlns:w="http://schemas.openxmlformats.org/wordprocessingml/2006/main">
   <w:abstractNum w:abstractNumId="990">
-    <w:nsid w:val="A990"/>
+    <w:nsid w:val="0000A990"/>
     <w:multiLevelType w:val="multilevel"/>
     <w:lvl w:ilvl="0">
       <w:numFmt w:val="bullet"/>
@@ -1400,7 +1400,7 @@
     </w:lvl>
   </w:abstractNum>
   <w:abstractNum w:abstractNumId="99411">
-    <w:nsid w:val="A99411"/>
+    <w:nsid w:val="00A99411"/>
     <w:multiLevelType w:val="multilevel"/>
     <w:lvl w:ilvl="0">
       <w:start w:val="1"/>
@@ -1485,7 +1485,7 @@
     </w:lvl>
   </w:abstractNum>
   <w:abstractNum w:abstractNumId="99412">
-    <w:nsid w:val="A99412"/>
+    <w:nsid w:val="00A99412"/>
     <w:multiLevelType w:val="multilevel"/>
     <w:lvl w:ilvl="0">
       <w:start w:val="2"/>
@@ -1570,7 +1570,7 @@
     </w:lvl>
   </w:abstractNum>
   <w:abstractNum w:abstractNumId="991">
-    <w:nsid w:val="A991"/>
+    <w:nsid w:val="0000A991"/>
     <w:multiLevelType w:val="multilevel"/>
     <w:lvl w:ilvl="0">
       <w:numFmt w:val="bullet"/>
@@ -1646,7 +1646,7 @@
     </w:lvl>
   </w:abstractNum>
   <w:abstractNum w:abstractNumId="99413">
-    <w:nsid w:val="A99413"/>
+    <w:nsid w:val="00A99413"/>
     <w:multiLevelType w:val="multilevel"/>
     <w:lvl w:ilvl="0">
       <w:start w:val="3"/>
@@ -1731,7 +1731,7 @@
     </w:lvl>
   </w:abstractNum>
   <w:abstractNum w:abstractNumId="99414">
-    <w:nsid w:val="A99414"/>
+    <w:nsid w:val="00A99414"/>
     <w:multiLevelType w:val="multilevel"/>
     <w:lvl w:ilvl="0">
       <w:start w:val="4"/>
@@ -1816,7 +1816,7 @@
     </w:lvl>
   </w:abstractNum>
   <w:abstractNum w:abstractNumId="99415">
-    <w:nsid w:val="A99415"/>
+    <w:nsid w:val="00A99415"/>
     <w:multiLevelType w:val="multilevel"/>
     <w:lvl w:ilvl="0">
       <w:start w:val="5"/>
@@ -1901,7 +1901,7 @@
     </w:lvl>
   </w:abstractNum>
   <w:abstractNum w:abstractNumId="99416">
-    <w:nsid w:val="A99416"/>
+    <w:nsid w:val="00A99416"/>
     <w:multiLevelType w:val="multilevel"/>
     <w:lvl w:ilvl="0">
       <w:start w:val="6"/>
@@ -1986,7 +1986,7 @@
     </w:lvl>
   </w:abstractNum>
   <w:abstractNum w:abstractNumId="99417">
-    <w:nsid w:val="A99417"/>
+    <w:nsid w:val="00A99417"/>
     <w:multiLevelType w:val="multilevel"/>
     <w:lvl w:ilvl="0">
       <w:start w:val="7"/>
@@ -2071,7 +2071,7 @@
     </w:lvl>
   </w:abstractNum>
   <w:abstractNum w:abstractNumId="99418">
-    <w:nsid w:val="A99418"/>
+    <w:nsid w:val="00A99418"/>
     <w:multiLevelType w:val="multilevel"/>
     <w:lvl w:ilvl="0">
       <w:start w:val="8"/>
@@ -2156,7 +2156,7 @@
     </w:lvl>
   </w:abstractNum>
   <w:abstractNum w:abstractNumId="99419">
-    <w:nsid w:val="A99419"/>
+    <w:nsid w:val="00A99419"/>
     <w:multiLevelType w:val="multilevel"/>
     <w:lvl w:ilvl="0">
       <w:start w:val="9"/>
@@ -2241,7 +2241,7 @@
     </w:lvl>
   </w:abstractNum>
   <w:abstractNum w:abstractNumId="994110">
-    <w:nsid w:val="A994110"/>
+    <w:nsid w:val="0A994110"/>
     <w:multiLevelType w:val="multilevel"/>
     <w:lvl w:ilvl="0">
       <w:start w:val="10"/>
@@ -2669,10 +2669,10 @@
     <w:name w:val="Body Text"/>
     <w:basedOn w:val="Normal"/>
     <w:link w:val="BodyTextChar"/>
+    <w:qFormat/>
     <w:pPr>
       <w:spacing w:after="180" w:before="180"/>
     </w:pPr>
-    <w:qFormat/>
   </w:style>
   <w:style w:customStyle="1" w:styleId="FirstParagraph" w:type="paragraph">
     <w:name w:val="First Paragraph"/>
@@ -2752,15 +2752,14 @@
     <w:pPr>
       <w:keepNext/>
       <w:keepLines/>
+      <w:spacing w:after="0" w:before="300"/>
       <w:jc w:val="center"/>
-      <w:spacing w:after="0" w:before="300"/>
     </w:pPr>
     <w:rPr>
+      <w:b/>
+      <w:color w:val="345A8A"/>
       <w:sz w:val="20"/>
       <w:szCs w:val="20"/>
-      <w:b/>
-      <w:color w:val="345A8A"/>
-      &gt;
     </w:rPr>
   </w:style>
   <w:style w:customStyle="1" w:styleId="Abstract" w:type="paragraph">
@@ -2866,8 +2865,8 @@
     </w:pPr>
     <w:rPr>
       <w:rFonts w:asciiTheme="majorHAnsi" w:cstheme="majorBidi" w:eastAsiaTheme="majorEastAsia" w:hAnsiTheme="majorHAnsi"/>
+      <w:bCs/>
       <w:i/>
-      <w:bCs/>
       <w:color w:themeColor="accent1" w:val="4F81BD"/>
       <w:sz w:val="24"/>
       <w:szCs w:val="24"/>
@@ -2993,6 +2992,18 @@
     <w:uiPriority w:val="9"/>
     <w:unhideWhenUsed/>
     <w:qFormat/>
+  </w:style>
+  <w:style w:styleId="FootnoteBlockText" w:type="paragraph">
+    <w:name w:val="Footnote Block Text"/>
+    <w:basedOn w:val="Footnote Text"/>
+    <w:next w:val="Footnote Text"/>
+    <w:uiPriority w:val="9"/>
+    <w:unhideWhenUsed/>
+    <w:qFormat/>
+    <w:pPr>
+      <w:spacing w:after="100" w:before="100"/>
+      <w:ind w:firstLine="0" w:left="480" w:right="480"/>
+    </w:pPr>
   </w:style>
   <w:style w:default="1" w:styleId="DefaultParagraphFont" w:type="character">
     <w:name w:val="Default Paragraph Font"/>
@@ -3023,10 +3034,10 @@
         <w:jc w:val="left"/>
       </w:trPr>
       <w:tcPr>
-        <w:vAlign w:val="bottom"/>
         <w:tcBorders>
           <w:bottom w:val="single"/>
         </w:tcBorders>
+        <w:vAlign w:val="bottom"/>
       </w:tcPr>
     </w:tblStylePr>
   </w:style>
@@ -3141,8 +3152,8 @@
     <w:name w:val="KeywordTok"/>
     <w:basedOn w:val="VerbatimChar"/>
     <w:rPr>
+      <w:b/>
       <w:color w:val="007020"/>
-      <w:b/>
     </w:rPr>
   </w:style>
   <w:style w:type="character" w:customStyle="1" w:styleId="DataTypeTok">
@@ -3219,42 +3230,42 @@
     <w:name w:val="ImportTok"/>
     <w:basedOn w:val="VerbatimChar"/>
     <w:rPr>
+      <w:b/>
       <w:color w:val="008000"/>
-      <w:b/>
     </w:rPr>
   </w:style>
   <w:style w:type="character" w:customStyle="1" w:styleId="CommentTok">
     <w:name w:val="CommentTok"/>
     <w:basedOn w:val="VerbatimChar"/>
     <w:rPr>
+      <w:i/>
       <w:color w:val="60a0b0"/>
-      <w:i/>
     </w:rPr>
   </w:style>
   <w:style w:type="character" w:customStyle="1" w:styleId="DocumentationTok">
     <w:name w:val="DocumentationTok"/>
     <w:basedOn w:val="VerbatimChar"/>
     <w:rPr>
+      <w:i/>
       <w:color w:val="ba2121"/>
-      <w:i/>
     </w:rPr>
   </w:style>
   <w:style w:type="character" w:customStyle="1" w:styleId="AnnotationTok">
     <w:name w:val="AnnotationTok"/>
     <w:basedOn w:val="VerbatimChar"/>
     <w:rPr>
-      <w:color w:val="60a0b0"/>
       <w:b/>
       <w:i/>
+      <w:color w:val="60a0b0"/>
     </w:rPr>
   </w:style>
   <w:style w:type="character" w:customStyle="1" w:styleId="CommentVarTok">
     <w:name w:val="CommentVarTok"/>
     <w:basedOn w:val="VerbatimChar"/>
     <w:rPr>
-      <w:color w:val="60a0b0"/>
       <w:b/>
       <w:i/>
+      <w:color w:val="60a0b0"/>
     </w:rPr>
   </w:style>
   <w:style w:type="character" w:customStyle="1" w:styleId="OtherTok">
@@ -3282,8 +3293,8 @@
     <w:name w:val="ControlFlowTok"/>
     <w:basedOn w:val="VerbatimChar"/>
     <w:rPr>
+      <w:b/>
       <w:color w:val="007020"/>
-      <w:b/>
     </w:rPr>
   </w:style>
   <w:style w:type="character" w:customStyle="1" w:styleId="OperatorTok">
@@ -3328,34 +3339,34 @@
     <w:name w:val="InformationTok"/>
     <w:basedOn w:val="VerbatimChar"/>
     <w:rPr>
-      <w:color w:val="60a0b0"/>
       <w:b/>
       <w:i/>
+      <w:color w:val="60a0b0"/>
     </w:rPr>
   </w:style>
   <w:style w:type="character" w:customStyle="1" w:styleId="WarningTok">
     <w:name w:val="WarningTok"/>
     <w:basedOn w:val="VerbatimChar"/>
     <w:rPr>
-      <w:color w:val="60a0b0"/>
       <w:b/>
       <w:i/>
+      <w:color w:val="60a0b0"/>
     </w:rPr>
   </w:style>
   <w:style w:type="character" w:customStyle="1" w:styleId="AlertTok">
     <w:name w:val="AlertTok"/>
     <w:basedOn w:val="VerbatimChar"/>
     <w:rPr>
+      <w:b/>
       <w:color w:val="ff0000"/>
-      <w:b/>
     </w:rPr>
   </w:style>
   <w:style w:type="character" w:customStyle="1" w:styleId="ErrorTok">
     <w:name w:val="ErrorTok"/>
     <w:basedOn w:val="VerbatimChar"/>
     <w:rPr>
+      <w:b/>
       <w:color w:val="ff0000"/>
-      <w:b/>
     </w:rPr>
   </w:style>
   <w:style w:type="character" w:customStyle="1" w:styleId="NormalTok">

--- a/labs/lab02/report/report.docx
+++ b/labs/lab02/report/report.docx
@@ -53,19 +53,19 @@
         <w:pStyle w:val="Author"/>
       </w:pPr>
       <w:r>
-        <w:t xml:space="preserve">Останин</w:t>
+        <w:t xml:space="preserve">Геллер</w:t>
       </w:r>
       <w:r>
         <w:t xml:space="preserve"> </w:t>
       </w:r>
       <w:r>
-        <w:t xml:space="preserve">Владислав</w:t>
+        <w:t xml:space="preserve">Михаил</w:t>
       </w:r>
       <w:r>
         <w:t xml:space="preserve"> </w:t>
       </w:r>
       <w:r>
-        <w:t xml:space="preserve">Александрович</w:t>
+        <w:t xml:space="preserve">Андреевич</w:t>
       </w:r>
     </w:p>
     <w:sdt>

--- a/labs/lab02/report/report.docx
+++ b/labs/lab02/report/report.docx
@@ -121,7 +121,7 @@
       </w:r>
     </w:p>
     <w:bookmarkEnd w:id="20"/>
-    <w:bookmarkStart w:id="51" w:name="выполнение-лабораторной-работы"/>
+    <w:bookmarkStart w:id="21" w:name="выполнение-лабораторной-работы"/>
     <w:p>
       <w:pPr>
         <w:pStyle w:val="Heading1"/>
@@ -147,53 +147,31 @@
         <w:t xml:space="preserve">Устанавливаем git, git-flow и gh.</w:t>
       </w:r>
     </w:p>
-    <w:p>
-      <w:pPr>
-        <w:pStyle w:val="CaptionedFigure"/>
-      </w:pPr>
-      <w:r>
-        <w:drawing>
-          <wp:inline>
-            <wp:extent cx="3733800" cy="3472760"/>
-            <wp:effectExtent b="0" l="0" r="0" t="0"/>
-            <wp:docPr descr="Загрузка пакетов" title="" id="22" name="Picture"/>
-            <a:graphic>
-              <a:graphicData uri="http://schemas.openxmlformats.org/drawingml/2006/picture">
-                <pic:pic>
-                  <pic:nvPicPr>
-                    <pic:cNvPr descr="image/01.png" id="23" name="Picture"/>
-                    <pic:cNvPicPr>
-                      <a:picLocks noChangeArrowheads="1" noChangeAspect="1"/>
-                    </pic:cNvPicPr>
-                  </pic:nvPicPr>
-                  <pic:blipFill>
-                    <a:blip r:embed="rId21"/>
-                    <a:stretch>
-                      <a:fillRect/>
-                    </a:stretch>
-                  </pic:blipFill>
-                  <pic:spPr bwMode="auto">
-                    <a:xfrm>
-                      <a:off x="0" y="0"/>
-                      <a:ext cx="3733800" cy="3472760"/>
-                    </a:xfrm>
-                    <a:prstGeom prst="rect">
-                      <a:avLst/>
-                    </a:prstGeom>
-                    <a:noFill/>
-                    <a:ln w="9525">
-                      <a:noFill/>
-                      <a:headEnd/>
-                      <a:tailEnd/>
-                    </a:ln>
-                  </pic:spPr>
-                </pic:pic>
-              </a:graphicData>
-            </a:graphic>
-          </wp:inline>
-        </w:drawing>
-      </w:r>
-    </w:p>
+    <w:tbl>
+      <w:tblPr>
+        <w:tblStyle w:val="FigureTable"/>
+        <w:tblW w:type="auto" w:w="0"/>
+        <w:jc w:val="center"/>
+        <w:tblLook w:firstRow="0" w:lastRow="0" w:firstColumn="0" w:lastColumn="0"/>
+      </w:tblPr>
+      <w:tblGrid>
+        <w:gridCol w:w="7920"/>
+      </w:tblGrid>
+      <w:tr>
+        <w:tc>
+          <w:tcPr/>
+          <w:p>
+            <w:pPr>
+              <w:pStyle w:val="Compact"/>
+              <w:jc w:val="center"/>
+            </w:pPr>
+            <w:r>
+              <w:t xml:space="preserve">Загрузка пакетов</w:t>
+            </w:r>
+          </w:p>
+        </w:tc>
+      </w:tr>
+    </w:tbl>
     <w:p>
       <w:pPr>
         <w:pStyle w:val="ImageCaption"/>
@@ -210,53 +188,31 @@
         <w:t xml:space="preserve">Зададим имя и email владельца репозитория, кодировку и прочие параметры.</w:t>
       </w:r>
     </w:p>
-    <w:p>
-      <w:pPr>
-        <w:pStyle w:val="CaptionedFigure"/>
-      </w:pPr>
-      <w:r>
-        <w:drawing>
-          <wp:inline>
-            <wp:extent cx="3733800" cy="1173052"/>
-            <wp:effectExtent b="0" l="0" r="0" t="0"/>
-            <wp:docPr descr="Параметры репозитория" title="" id="25" name="Picture"/>
-            <a:graphic>
-              <a:graphicData uri="http://schemas.openxmlformats.org/drawingml/2006/picture">
-                <pic:pic>
-                  <pic:nvPicPr>
-                    <pic:cNvPr descr="image/02.png" id="26" name="Picture"/>
-                    <pic:cNvPicPr>
-                      <a:picLocks noChangeArrowheads="1" noChangeAspect="1"/>
-                    </pic:cNvPicPr>
-                  </pic:nvPicPr>
-                  <pic:blipFill>
-                    <a:blip r:embed="rId24"/>
-                    <a:stretch>
-                      <a:fillRect/>
-                    </a:stretch>
-                  </pic:blipFill>
-                  <pic:spPr bwMode="auto">
-                    <a:xfrm>
-                      <a:off x="0" y="0"/>
-                      <a:ext cx="3733800" cy="1173052"/>
-                    </a:xfrm>
-                    <a:prstGeom prst="rect">
-                      <a:avLst/>
-                    </a:prstGeom>
-                    <a:noFill/>
-                    <a:ln w="9525">
-                      <a:noFill/>
-                      <a:headEnd/>
-                      <a:tailEnd/>
-                    </a:ln>
-                  </pic:spPr>
-                </pic:pic>
-              </a:graphicData>
-            </a:graphic>
-          </wp:inline>
-        </w:drawing>
-      </w:r>
-    </w:p>
+    <w:tbl>
+      <w:tblPr>
+        <w:tblStyle w:val="FigureTable"/>
+        <w:tblW w:type="auto" w:w="0"/>
+        <w:jc w:val="center"/>
+        <w:tblLook w:firstRow="0" w:lastRow="0" w:firstColumn="0" w:lastColumn="0"/>
+      </w:tblPr>
+      <w:tblGrid>
+        <w:gridCol w:w="7920"/>
+      </w:tblGrid>
+      <w:tr>
+        <w:tc>
+          <w:tcPr/>
+          <w:p>
+            <w:pPr>
+              <w:pStyle w:val="Compact"/>
+              <w:jc w:val="center"/>
+            </w:pPr>
+            <w:r>
+              <w:t xml:space="preserve">Параметры репозитория</w:t>
+            </w:r>
+          </w:p>
+        </w:tc>
+      </w:tr>
+    </w:tbl>
     <w:p>
       <w:pPr>
         <w:pStyle w:val="ImageCaption"/>
@@ -273,53 +229,31 @@
         <w:t xml:space="preserve">Создаем SSH ключи</w:t>
       </w:r>
     </w:p>
-    <w:p>
-      <w:pPr>
-        <w:pStyle w:val="CaptionedFigure"/>
-      </w:pPr>
-      <w:r>
-        <w:drawing>
-          <wp:inline>
-            <wp:extent cx="3733800" cy="779328"/>
-            <wp:effectExtent b="0" l="0" r="0" t="0"/>
-            <wp:docPr descr="rsa-4096" title="" id="28" name="Picture"/>
-            <a:graphic>
-              <a:graphicData uri="http://schemas.openxmlformats.org/drawingml/2006/picture">
-                <pic:pic>
-                  <pic:nvPicPr>
-                    <pic:cNvPr descr="image/03.png" id="29" name="Picture"/>
-                    <pic:cNvPicPr>
-                      <a:picLocks noChangeArrowheads="1" noChangeAspect="1"/>
-                    </pic:cNvPicPr>
-                  </pic:nvPicPr>
-                  <pic:blipFill>
-                    <a:blip r:embed="rId27"/>
-                    <a:stretch>
-                      <a:fillRect/>
-                    </a:stretch>
-                  </pic:blipFill>
-                  <pic:spPr bwMode="auto">
-                    <a:xfrm>
-                      <a:off x="0" y="0"/>
-                      <a:ext cx="3733800" cy="779328"/>
-                    </a:xfrm>
-                    <a:prstGeom prst="rect">
-                      <a:avLst/>
-                    </a:prstGeom>
-                    <a:noFill/>
-                    <a:ln w="9525">
-                      <a:noFill/>
-                      <a:headEnd/>
-                      <a:tailEnd/>
-                    </a:ln>
-                  </pic:spPr>
-                </pic:pic>
-              </a:graphicData>
-            </a:graphic>
-          </wp:inline>
-        </w:drawing>
-      </w:r>
-    </w:p>
+    <w:tbl>
+      <w:tblPr>
+        <w:tblStyle w:val="FigureTable"/>
+        <w:tblW w:type="auto" w:w="0"/>
+        <w:jc w:val="center"/>
+        <w:tblLook w:firstRow="0" w:lastRow="0" w:firstColumn="0" w:lastColumn="0"/>
+      </w:tblPr>
+      <w:tblGrid>
+        <w:gridCol w:w="7920"/>
+      </w:tblGrid>
+      <w:tr>
+        <w:tc>
+          <w:tcPr/>
+          <w:p>
+            <w:pPr>
+              <w:pStyle w:val="Compact"/>
+              <w:jc w:val="center"/>
+            </w:pPr>
+            <w:r>
+              <w:t xml:space="preserve">rsa-4096</w:t>
+            </w:r>
+          </w:p>
+        </w:tc>
+      </w:tr>
+    </w:tbl>
     <w:p>
       <w:pPr>
         <w:pStyle w:val="ImageCaption"/>
@@ -328,53 +262,31 @@
         <w:t xml:space="preserve">Рис. 3: rsa-4096</w:t>
       </w:r>
     </w:p>
-    <w:p>
-      <w:pPr>
-        <w:pStyle w:val="CaptionedFigure"/>
-      </w:pPr>
-      <w:r>
-        <w:drawing>
-          <wp:inline>
-            <wp:extent cx="3733800" cy="2192614"/>
-            <wp:effectExtent b="0" l="0" r="0" t="0"/>
-            <wp:docPr descr="ed25519" title="" id="31" name="Picture"/>
-            <a:graphic>
-              <a:graphicData uri="http://schemas.openxmlformats.org/drawingml/2006/picture">
-                <pic:pic>
-                  <pic:nvPicPr>
-                    <pic:cNvPr descr="image/04.png" id="32" name="Picture"/>
-                    <pic:cNvPicPr>
-                      <a:picLocks noChangeArrowheads="1" noChangeAspect="1"/>
-                    </pic:cNvPicPr>
-                  </pic:nvPicPr>
-                  <pic:blipFill>
-                    <a:blip r:embed="rId30"/>
-                    <a:stretch>
-                      <a:fillRect/>
-                    </a:stretch>
-                  </pic:blipFill>
-                  <pic:spPr bwMode="auto">
-                    <a:xfrm>
-                      <a:off x="0" y="0"/>
-                      <a:ext cx="3733800" cy="2192614"/>
-                    </a:xfrm>
-                    <a:prstGeom prst="rect">
-                      <a:avLst/>
-                    </a:prstGeom>
-                    <a:noFill/>
-                    <a:ln w="9525">
-                      <a:noFill/>
-                      <a:headEnd/>
-                      <a:tailEnd/>
-                    </a:ln>
-                  </pic:spPr>
-                </pic:pic>
-              </a:graphicData>
-            </a:graphic>
-          </wp:inline>
-        </w:drawing>
-      </w:r>
-    </w:p>
+    <w:tbl>
+      <w:tblPr>
+        <w:tblStyle w:val="FigureTable"/>
+        <w:tblW w:type="auto" w:w="0"/>
+        <w:jc w:val="center"/>
+        <w:tblLook w:firstRow="0" w:lastRow="0" w:firstColumn="0" w:lastColumn="0"/>
+      </w:tblPr>
+      <w:tblGrid>
+        <w:gridCol w:w="7920"/>
+      </w:tblGrid>
+      <w:tr>
+        <w:tc>
+          <w:tcPr/>
+          <w:p>
+            <w:pPr>
+              <w:pStyle w:val="Compact"/>
+              <w:jc w:val="center"/>
+            </w:pPr>
+            <w:r>
+              <w:t xml:space="preserve">ed25519</w:t>
+            </w:r>
+          </w:p>
+        </w:tc>
+      </w:tr>
+    </w:tbl>
     <w:p>
       <w:pPr>
         <w:pStyle w:val="ImageCaption"/>
@@ -391,53 +303,31 @@
         <w:t xml:space="preserve">Создаем GPG ключ</w:t>
       </w:r>
     </w:p>
-    <w:p>
-      <w:pPr>
-        <w:pStyle w:val="CaptionedFigure"/>
-      </w:pPr>
-      <w:r>
-        <w:drawing>
-          <wp:inline>
-            <wp:extent cx="3733800" cy="2127007"/>
-            <wp:effectExtent b="0" l="0" r="0" t="0"/>
-            <wp:docPr descr="GPG ключ" title="" id="34" name="Picture"/>
-            <a:graphic>
-              <a:graphicData uri="http://schemas.openxmlformats.org/drawingml/2006/picture">
-                <pic:pic>
-                  <pic:nvPicPr>
-                    <pic:cNvPr descr="image/05.png" id="35" name="Picture"/>
-                    <pic:cNvPicPr>
-                      <a:picLocks noChangeArrowheads="1" noChangeAspect="1"/>
-                    </pic:cNvPicPr>
-                  </pic:nvPicPr>
-                  <pic:blipFill>
-                    <a:blip r:embed="rId33"/>
-                    <a:stretch>
-                      <a:fillRect/>
-                    </a:stretch>
-                  </pic:blipFill>
-                  <pic:spPr bwMode="auto">
-                    <a:xfrm>
-                      <a:off x="0" y="0"/>
-                      <a:ext cx="3733800" cy="2127007"/>
-                    </a:xfrm>
-                    <a:prstGeom prst="rect">
-                      <a:avLst/>
-                    </a:prstGeom>
-                    <a:noFill/>
-                    <a:ln w="9525">
-                      <a:noFill/>
-                      <a:headEnd/>
-                      <a:tailEnd/>
-                    </a:ln>
-                  </pic:spPr>
-                </pic:pic>
-              </a:graphicData>
-            </a:graphic>
-          </wp:inline>
-        </w:drawing>
-      </w:r>
-    </w:p>
+    <w:tbl>
+      <w:tblPr>
+        <w:tblStyle w:val="FigureTable"/>
+        <w:tblW w:type="auto" w:w="0"/>
+        <w:jc w:val="center"/>
+        <w:tblLook w:firstRow="0" w:lastRow="0" w:firstColumn="0" w:lastColumn="0"/>
+      </w:tblPr>
+      <w:tblGrid>
+        <w:gridCol w:w="7920"/>
+      </w:tblGrid>
+      <w:tr>
+        <w:tc>
+          <w:tcPr/>
+          <w:p>
+            <w:pPr>
+              <w:pStyle w:val="Compact"/>
+              <w:jc w:val="center"/>
+            </w:pPr>
+            <w:r>
+              <w:t xml:space="preserve">GPG ключ</w:t>
+            </w:r>
+          </w:p>
+        </w:tc>
+      </w:tr>
+    </w:tbl>
     <w:p>
       <w:pPr>
         <w:pStyle w:val="ImageCaption"/>
@@ -454,53 +344,31 @@
         <w:t xml:space="preserve">Добавляем GPG ключ в аккаунт</w:t>
       </w:r>
     </w:p>
-    <w:p>
-      <w:pPr>
-        <w:pStyle w:val="CaptionedFigure"/>
-      </w:pPr>
-      <w:r>
-        <w:drawing>
-          <wp:inline>
-            <wp:extent cx="3733800" cy="2059761"/>
-            <wp:effectExtent b="0" l="0" r="0" t="0"/>
-            <wp:docPr descr="GPG ключ" title="" id="37" name="Picture"/>
-            <a:graphic>
-              <a:graphicData uri="http://schemas.openxmlformats.org/drawingml/2006/picture">
-                <pic:pic>
-                  <pic:nvPicPr>
-                    <pic:cNvPr descr="image/06.png" id="38" name="Picture"/>
-                    <pic:cNvPicPr>
-                      <a:picLocks noChangeArrowheads="1" noChangeAspect="1"/>
-                    </pic:cNvPicPr>
-                  </pic:nvPicPr>
-                  <pic:blipFill>
-                    <a:blip r:embed="rId36"/>
-                    <a:stretch>
-                      <a:fillRect/>
-                    </a:stretch>
-                  </pic:blipFill>
-                  <pic:spPr bwMode="auto">
-                    <a:xfrm>
-                      <a:off x="0" y="0"/>
-                      <a:ext cx="3733800" cy="2059761"/>
-                    </a:xfrm>
-                    <a:prstGeom prst="rect">
-                      <a:avLst/>
-                    </a:prstGeom>
-                    <a:noFill/>
-                    <a:ln w="9525">
-                      <a:noFill/>
-                      <a:headEnd/>
-                      <a:tailEnd/>
-                    </a:ln>
-                  </pic:spPr>
-                </pic:pic>
-              </a:graphicData>
-            </a:graphic>
-          </wp:inline>
-        </w:drawing>
-      </w:r>
-    </w:p>
+    <w:tbl>
+      <w:tblPr>
+        <w:tblStyle w:val="FigureTable"/>
+        <w:tblW w:type="auto" w:w="0"/>
+        <w:jc w:val="center"/>
+        <w:tblLook w:firstRow="0" w:lastRow="0" w:firstColumn="0" w:lastColumn="0"/>
+      </w:tblPr>
+      <w:tblGrid>
+        <w:gridCol w:w="7920"/>
+      </w:tblGrid>
+      <w:tr>
+        <w:tc>
+          <w:tcPr/>
+          <w:p>
+            <w:pPr>
+              <w:pStyle w:val="Compact"/>
+              <w:jc w:val="center"/>
+            </w:pPr>
+            <w:r>
+              <w:t xml:space="preserve">GPG ключ</w:t>
+            </w:r>
+          </w:p>
+        </w:tc>
+      </w:tr>
+    </w:tbl>
     <w:p>
       <w:pPr>
         <w:pStyle w:val="ImageCaption"/>
@@ -517,53 +385,31 @@
         <w:t xml:space="preserve">Настройка автоматических подписей коммитов git</w:t>
       </w:r>
     </w:p>
-    <w:p>
-      <w:pPr>
-        <w:pStyle w:val="CaptionedFigure"/>
-      </w:pPr>
-      <w:r>
-        <w:drawing>
-          <wp:inline>
-            <wp:extent cx="3733800" cy="1426645"/>
-            <wp:effectExtent b="0" l="0" r="0" t="0"/>
-            <wp:docPr descr="Параметры репозитория" title="" id="40" name="Picture"/>
-            <a:graphic>
-              <a:graphicData uri="http://schemas.openxmlformats.org/drawingml/2006/picture">
-                <pic:pic>
-                  <pic:nvPicPr>
-                    <pic:cNvPr descr="image/07.png" id="41" name="Picture"/>
-                    <pic:cNvPicPr>
-                      <a:picLocks noChangeArrowheads="1" noChangeAspect="1"/>
-                    </pic:cNvPicPr>
-                  </pic:nvPicPr>
-                  <pic:blipFill>
-                    <a:blip r:embed="rId39"/>
-                    <a:stretch>
-                      <a:fillRect/>
-                    </a:stretch>
-                  </pic:blipFill>
-                  <pic:spPr bwMode="auto">
-                    <a:xfrm>
-                      <a:off x="0" y="0"/>
-                      <a:ext cx="3733800" cy="1426645"/>
-                    </a:xfrm>
-                    <a:prstGeom prst="rect">
-                      <a:avLst/>
-                    </a:prstGeom>
-                    <a:noFill/>
-                    <a:ln w="9525">
-                      <a:noFill/>
-                      <a:headEnd/>
-                      <a:tailEnd/>
-                    </a:ln>
-                  </pic:spPr>
-                </pic:pic>
-              </a:graphicData>
-            </a:graphic>
-          </wp:inline>
-        </w:drawing>
-      </w:r>
-    </w:p>
+    <w:tbl>
+      <w:tblPr>
+        <w:tblStyle w:val="FigureTable"/>
+        <w:tblW w:type="auto" w:w="0"/>
+        <w:jc w:val="center"/>
+        <w:tblLook w:firstRow="0" w:lastRow="0" w:firstColumn="0" w:lastColumn="0"/>
+      </w:tblPr>
+      <w:tblGrid>
+        <w:gridCol w:w="7920"/>
+      </w:tblGrid>
+      <w:tr>
+        <w:tc>
+          <w:tcPr/>
+          <w:p>
+            <w:pPr>
+              <w:pStyle w:val="Compact"/>
+              <w:jc w:val="center"/>
+            </w:pPr>
+            <w:r>
+              <w:t xml:space="preserve">Параметры репозитория</w:t>
+            </w:r>
+          </w:p>
+        </w:tc>
+      </w:tr>
+    </w:tbl>
     <w:p>
       <w:pPr>
         <w:pStyle w:val="ImageCaption"/>
@@ -580,53 +426,31 @@
         <w:t xml:space="preserve">Настройка gh</w:t>
       </w:r>
     </w:p>
-    <w:p>
-      <w:pPr>
-        <w:pStyle w:val="CaptionedFigure"/>
-      </w:pPr>
-      <w:r>
-        <w:drawing>
-          <wp:inline>
-            <wp:extent cx="3733800" cy="1521355"/>
-            <wp:effectExtent b="0" l="0" r="0" t="0"/>
-            <wp:docPr descr="Связь репозитория с аккаунтом" title="" id="43" name="Picture"/>
-            <a:graphic>
-              <a:graphicData uri="http://schemas.openxmlformats.org/drawingml/2006/picture">
-                <pic:pic>
-                  <pic:nvPicPr>
-                    <pic:cNvPr descr="image/08.png" id="44" name="Picture"/>
-                    <pic:cNvPicPr>
-                      <a:picLocks noChangeArrowheads="1" noChangeAspect="1"/>
-                    </pic:cNvPicPr>
-                  </pic:nvPicPr>
-                  <pic:blipFill>
-                    <a:blip r:embed="rId42"/>
-                    <a:stretch>
-                      <a:fillRect/>
-                    </a:stretch>
-                  </pic:blipFill>
-                  <pic:spPr bwMode="auto">
-                    <a:xfrm>
-                      <a:off x="0" y="0"/>
-                      <a:ext cx="3733800" cy="1521355"/>
-                    </a:xfrm>
-                    <a:prstGeom prst="rect">
-                      <a:avLst/>
-                    </a:prstGeom>
-                    <a:noFill/>
-                    <a:ln w="9525">
-                      <a:noFill/>
-                      <a:headEnd/>
-                      <a:tailEnd/>
-                    </a:ln>
-                  </pic:spPr>
-                </pic:pic>
-              </a:graphicData>
-            </a:graphic>
-          </wp:inline>
-        </w:drawing>
-      </w:r>
-    </w:p>
+    <w:tbl>
+      <w:tblPr>
+        <w:tblStyle w:val="FigureTable"/>
+        <w:tblW w:type="auto" w:w="0"/>
+        <w:jc w:val="center"/>
+        <w:tblLook w:firstRow="0" w:lastRow="0" w:firstColumn="0" w:lastColumn="0"/>
+      </w:tblPr>
+      <w:tblGrid>
+        <w:gridCol w:w="7920"/>
+      </w:tblGrid>
+      <w:tr>
+        <w:tc>
+          <w:tcPr/>
+          <w:p>
+            <w:pPr>
+              <w:pStyle w:val="Compact"/>
+              <w:jc w:val="center"/>
+            </w:pPr>
+            <w:r>
+              <w:t xml:space="preserve">Связь репозитория с аккаунтом</w:t>
+            </w:r>
+          </w:p>
+        </w:tc>
+      </w:tr>
+    </w:tbl>
     <w:p>
       <w:pPr>
         <w:pStyle w:val="ImageCaption"/>
@@ -643,53 +467,31 @@
         <w:t xml:space="preserve">Загрузка шаблона репозитория и синхронизация</w:t>
       </w:r>
     </w:p>
-    <w:p>
-      <w:pPr>
-        <w:pStyle w:val="CaptionedFigure"/>
-      </w:pPr>
-      <w:r>
-        <w:drawing>
-          <wp:inline>
-            <wp:extent cx="3733800" cy="2337683"/>
-            <wp:effectExtent b="0" l="0" r="0" t="0"/>
-            <wp:docPr descr="Загрузка шаблона" title="" id="46" name="Picture"/>
-            <a:graphic>
-              <a:graphicData uri="http://schemas.openxmlformats.org/drawingml/2006/picture">
-                <pic:pic>
-                  <pic:nvPicPr>
-                    <pic:cNvPr descr="image/09.png" id="47" name="Picture"/>
-                    <pic:cNvPicPr>
-                      <a:picLocks noChangeArrowheads="1" noChangeAspect="1"/>
-                    </pic:cNvPicPr>
-                  </pic:nvPicPr>
-                  <pic:blipFill>
-                    <a:blip r:embed="rId45"/>
-                    <a:stretch>
-                      <a:fillRect/>
-                    </a:stretch>
-                  </pic:blipFill>
-                  <pic:spPr bwMode="auto">
-                    <a:xfrm>
-                      <a:off x="0" y="0"/>
-                      <a:ext cx="3733800" cy="2337683"/>
-                    </a:xfrm>
-                    <a:prstGeom prst="rect">
-                      <a:avLst/>
-                    </a:prstGeom>
-                    <a:noFill/>
-                    <a:ln w="9525">
-                      <a:noFill/>
-                      <a:headEnd/>
-                      <a:tailEnd/>
-                    </a:ln>
-                  </pic:spPr>
-                </pic:pic>
-              </a:graphicData>
-            </a:graphic>
-          </wp:inline>
-        </w:drawing>
-      </w:r>
-    </w:p>
+    <w:tbl>
+      <w:tblPr>
+        <w:tblStyle w:val="FigureTable"/>
+        <w:tblW w:type="auto" w:w="0"/>
+        <w:jc w:val="center"/>
+        <w:tblLook w:firstRow="0" w:lastRow="0" w:firstColumn="0" w:lastColumn="0"/>
+      </w:tblPr>
+      <w:tblGrid>
+        <w:gridCol w:w="7920"/>
+      </w:tblGrid>
+      <w:tr>
+        <w:tc>
+          <w:tcPr/>
+          <w:p>
+            <w:pPr>
+              <w:pStyle w:val="Compact"/>
+              <w:jc w:val="center"/>
+            </w:pPr>
+            <w:r>
+              <w:t xml:space="preserve">Загрузка шаблона</w:t>
+            </w:r>
+          </w:p>
+        </w:tc>
+      </w:tr>
+    </w:tbl>
     <w:p>
       <w:pPr>
         <w:pStyle w:val="ImageCaption"/>
@@ -706,53 +508,31 @@
         <w:t xml:space="preserve">Подготовка репозитория и коммит изменений</w:t>
       </w:r>
     </w:p>
-    <w:p>
-      <w:pPr>
-        <w:pStyle w:val="CaptionedFigure"/>
-      </w:pPr>
-      <w:r>
-        <w:drawing>
-          <wp:inline>
-            <wp:extent cx="3733800" cy="1687723"/>
-            <wp:effectExtent b="0" l="0" r="0" t="0"/>
-            <wp:docPr descr="Первый коммит" title="" id="49" name="Picture"/>
-            <a:graphic>
-              <a:graphicData uri="http://schemas.openxmlformats.org/drawingml/2006/picture">
-                <pic:pic>
-                  <pic:nvPicPr>
-                    <pic:cNvPr descr="image/10.png" id="50" name="Picture"/>
-                    <pic:cNvPicPr>
-                      <a:picLocks noChangeArrowheads="1" noChangeAspect="1"/>
-                    </pic:cNvPicPr>
-                  </pic:nvPicPr>
-                  <pic:blipFill>
-                    <a:blip r:embed="rId48"/>
-                    <a:stretch>
-                      <a:fillRect/>
-                    </a:stretch>
-                  </pic:blipFill>
-                  <pic:spPr bwMode="auto">
-                    <a:xfrm>
-                      <a:off x="0" y="0"/>
-                      <a:ext cx="3733800" cy="1687723"/>
-                    </a:xfrm>
-                    <a:prstGeom prst="rect">
-                      <a:avLst/>
-                    </a:prstGeom>
-                    <a:noFill/>
-                    <a:ln w="9525">
-                      <a:noFill/>
-                      <a:headEnd/>
-                      <a:tailEnd/>
-                    </a:ln>
-                  </pic:spPr>
-                </pic:pic>
-              </a:graphicData>
-            </a:graphic>
-          </wp:inline>
-        </w:drawing>
-      </w:r>
-    </w:p>
+    <w:tbl>
+      <w:tblPr>
+        <w:tblStyle w:val="FigureTable"/>
+        <w:tblW w:type="auto" w:w="0"/>
+        <w:jc w:val="center"/>
+        <w:tblLook w:firstRow="0" w:lastRow="0" w:firstColumn="0" w:lastColumn="0"/>
+      </w:tblPr>
+      <w:tblGrid>
+        <w:gridCol w:w="7920"/>
+      </w:tblGrid>
+      <w:tr>
+        <w:tc>
+          <w:tcPr/>
+          <w:p>
+            <w:pPr>
+              <w:pStyle w:val="Compact"/>
+              <w:jc w:val="center"/>
+            </w:pPr>
+            <w:r>
+              <w:t xml:space="preserve">Первый коммит</w:t>
+            </w:r>
+          </w:p>
+        </w:tc>
+      </w:tr>
+    </w:tbl>
     <w:p>
       <w:pPr>
         <w:pStyle w:val="ImageCaption"/>
@@ -761,8 +541,8 @@
         <w:t xml:space="preserve">Рис. 10: Первый коммит</w:t>
       </w:r>
     </w:p>
-    <w:bookmarkEnd w:id="51"/>
-    <w:bookmarkStart w:id="52" w:name="вывод"/>
+    <w:bookmarkEnd w:id="21"/>
+    <w:bookmarkStart w:id="22" w:name="вывод"/>
     <w:p>
       <w:pPr>
         <w:pStyle w:val="Heading1"/>
@@ -788,8 +568,8 @@
         <w:t xml:space="preserve">Мы приобрели практические навыки работы с сервисом github.</w:t>
       </w:r>
     </w:p>
-    <w:bookmarkEnd w:id="52"/>
-    <w:bookmarkStart w:id="53" w:name="контрольные-вопросы"/>
+    <w:bookmarkEnd w:id="22"/>
+    <w:bookmarkStart w:id="23" w:name="контрольные-вопросы"/>
     <w:p>
       <w:pPr>
         <w:pStyle w:val="Heading1"/>
@@ -1292,7 +1072,7 @@
         <w:t xml:space="preserve">Зачастую нам не нужно, чтобы Git отслеживал все файлы в репозитории, потому что в их число могут входить:</w:t>
       </w:r>
     </w:p>
-    <w:bookmarkEnd w:id="53"/>
+    <w:bookmarkEnd w:id="23"/>
     <w:sectPr/>
   </w:body>
 </w:document>
